--- a/mode_docx_gen/templ.docx
+++ b/mode_docx_gen/templ.docx
@@ -6,6 +6,10 @@
       <w:tblPr>
         <w:tblStyle w:val="32"/>
         <w:tblW w:w="0" w:type="auto"/>
+        <w:tblCellMar>
+          <w:left w:w="0" w:type="dxa"/>
+          <w:right w:w="0" w:type="dxa"/>
+        </w:tblCellMar>
         <w:tblLook w:val="04A0" w:firstRow="1" w:lastRow="0" w:firstColumn="1" w:lastColumn="0" w:noHBand="0" w:noVBand="1"/>
       </w:tblPr>
       <w:tblGrid>
@@ -22,6 +26,25 @@
         <w:tc>
           <w:tcPr>
             <w:tcW w:w="2010" w:type="dxa"/>
+            <w:tcMar>
+              <w:top w:w="0" w:type="dxa"/>
+              <w:bottom w:w="0" w:type="dxa"/>
+            </w:tcMar>
+          </w:tcPr>
+          <w:p>
+            <w:pPr>
+              <w:ind w:firstLine="0"/>
+            </w:pPr>
+            <w:bookmarkStart w:id="0" w:name="_GoBack"/>
+          </w:p>
+        </w:tc>
+        <w:tc>
+          <w:tcPr>
+            <w:tcW w:w="2011" w:type="dxa"/>
+            <w:tcMar>
+              <w:top w:w="0" w:type="dxa"/>
+              <w:bottom w:w="0" w:type="dxa"/>
+            </w:tcMar>
           </w:tcPr>
           <w:p>
             <w:pPr>
@@ -32,6 +55,10 @@
         <w:tc>
           <w:tcPr>
             <w:tcW w:w="2011" w:type="dxa"/>
+            <w:tcMar>
+              <w:top w:w="0" w:type="dxa"/>
+              <w:bottom w:w="0" w:type="dxa"/>
+            </w:tcMar>
           </w:tcPr>
           <w:p>
             <w:pPr>
@@ -42,6 +69,10 @@
         <w:tc>
           <w:tcPr>
             <w:tcW w:w="2011" w:type="dxa"/>
+            <w:tcMar>
+              <w:top w:w="0" w:type="dxa"/>
+              <w:bottom w:w="0" w:type="dxa"/>
+            </w:tcMar>
           </w:tcPr>
           <w:p>
             <w:pPr>
@@ -52,16 +83,10 @@
         <w:tc>
           <w:tcPr>
             <w:tcW w:w="2011" w:type="dxa"/>
-          </w:tcPr>
-          <w:p>
-            <w:pPr>
-              <w:ind w:firstLine="0"/>
-            </w:pPr>
-          </w:p>
-        </w:tc>
-        <w:tc>
-          <w:tcPr>
-            <w:tcW w:w="2011" w:type="dxa"/>
+            <w:tcMar>
+              <w:top w:w="0" w:type="dxa"/>
+              <w:bottom w:w="0" w:type="dxa"/>
+            </w:tcMar>
           </w:tcPr>
           <w:p>
             <w:pPr>
@@ -74,6 +99,10 @@
         <w:tc>
           <w:tcPr>
             <w:tcW w:w="2010" w:type="dxa"/>
+            <w:tcMar>
+              <w:top w:w="0" w:type="dxa"/>
+              <w:bottom w:w="0" w:type="dxa"/>
+            </w:tcMar>
           </w:tcPr>
           <w:p>
             <w:pPr>
@@ -84,6 +113,10 @@
         <w:tc>
           <w:tcPr>
             <w:tcW w:w="2011" w:type="dxa"/>
+            <w:tcMar>
+              <w:top w:w="0" w:type="dxa"/>
+              <w:bottom w:w="0" w:type="dxa"/>
+            </w:tcMar>
           </w:tcPr>
           <w:p>
             <w:pPr>
@@ -94,6 +127,10 @@
         <w:tc>
           <w:tcPr>
             <w:tcW w:w="2011" w:type="dxa"/>
+            <w:tcMar>
+              <w:top w:w="0" w:type="dxa"/>
+              <w:bottom w:w="0" w:type="dxa"/>
+            </w:tcMar>
           </w:tcPr>
           <w:p>
             <w:pPr>
@@ -104,6 +141,10 @@
         <w:tc>
           <w:tcPr>
             <w:tcW w:w="2011" w:type="dxa"/>
+            <w:tcMar>
+              <w:top w:w="0" w:type="dxa"/>
+              <w:bottom w:w="0" w:type="dxa"/>
+            </w:tcMar>
           </w:tcPr>
           <w:p>
             <w:pPr>
@@ -114,6 +155,10 @@
         <w:tc>
           <w:tcPr>
             <w:tcW w:w="2011" w:type="dxa"/>
+            <w:tcMar>
+              <w:top w:w="0" w:type="dxa"/>
+              <w:bottom w:w="0" w:type="dxa"/>
+            </w:tcMar>
           </w:tcPr>
           <w:p>
             <w:pPr>
@@ -123,9 +168,16 @@
         </w:tc>
       </w:tr>
       <w:tr>
+        <w:trPr>
+          <w:cnfStyle w:val="000000010000" w:firstRow="0" w:lastRow="0" w:firstColumn="0" w:lastColumn="0" w:oddVBand="0" w:evenVBand="0" w:oddHBand="0" w:evenHBand="1" w:firstRowFirstColumn="0" w:firstRowLastColumn="0" w:lastRowFirstColumn="0" w:lastRowLastColumn="0"/>
+        </w:trPr>
         <w:tc>
           <w:tcPr>
             <w:tcW w:w="2010" w:type="dxa"/>
+            <w:tcMar>
+              <w:top w:w="0" w:type="dxa"/>
+              <w:bottom w:w="0" w:type="dxa"/>
+            </w:tcMar>
           </w:tcPr>
           <w:p>
             <w:pPr>
@@ -136,6 +188,10 @@
         <w:tc>
           <w:tcPr>
             <w:tcW w:w="2011" w:type="dxa"/>
+            <w:tcMar>
+              <w:top w:w="0" w:type="dxa"/>
+              <w:bottom w:w="0" w:type="dxa"/>
+            </w:tcMar>
           </w:tcPr>
           <w:p>
             <w:pPr>
@@ -146,6 +202,10 @@
         <w:tc>
           <w:tcPr>
             <w:tcW w:w="2011" w:type="dxa"/>
+            <w:tcMar>
+              <w:top w:w="0" w:type="dxa"/>
+              <w:bottom w:w="0" w:type="dxa"/>
+            </w:tcMar>
           </w:tcPr>
           <w:p>
             <w:pPr>
@@ -156,6 +216,10 @@
         <w:tc>
           <w:tcPr>
             <w:tcW w:w="2011" w:type="dxa"/>
+            <w:tcMar>
+              <w:top w:w="0" w:type="dxa"/>
+              <w:bottom w:w="0" w:type="dxa"/>
+            </w:tcMar>
           </w:tcPr>
           <w:p>
             <w:pPr>
@@ -166,6 +230,10 @@
         <w:tc>
           <w:tcPr>
             <w:tcW w:w="2011" w:type="dxa"/>
+            <w:tcMar>
+              <w:top w:w="0" w:type="dxa"/>
+              <w:bottom w:w="0" w:type="dxa"/>
+            </w:tcMar>
           </w:tcPr>
           <w:p>
             <w:pPr>
@@ -174,115 +242,9 @@
           </w:p>
         </w:tc>
       </w:tr>
-      <w:tr>
-        <w:tc>
-          <w:tcPr>
-            <w:tcW w:w="2010" w:type="dxa"/>
-          </w:tcPr>
-          <w:p>
-            <w:pPr>
-              <w:ind w:firstLine="0"/>
-            </w:pPr>
-          </w:p>
-        </w:tc>
-        <w:tc>
-          <w:tcPr>
-            <w:tcW w:w="2011" w:type="dxa"/>
-          </w:tcPr>
-          <w:p>
-            <w:pPr>
-              <w:ind w:firstLine="0"/>
-            </w:pPr>
-          </w:p>
-        </w:tc>
-        <w:tc>
-          <w:tcPr>
-            <w:tcW w:w="2011" w:type="dxa"/>
-          </w:tcPr>
-          <w:p>
-            <w:pPr>
-              <w:ind w:firstLine="0"/>
-            </w:pPr>
-          </w:p>
-        </w:tc>
-        <w:tc>
-          <w:tcPr>
-            <w:tcW w:w="2011" w:type="dxa"/>
-          </w:tcPr>
-          <w:p>
-            <w:pPr>
-              <w:ind w:firstLine="0"/>
-            </w:pPr>
-          </w:p>
-        </w:tc>
-        <w:tc>
-          <w:tcPr>
-            <w:tcW w:w="2011" w:type="dxa"/>
-          </w:tcPr>
-          <w:p>
-            <w:pPr>
-              <w:ind w:firstLine="0"/>
-            </w:pPr>
-          </w:p>
-        </w:tc>
-      </w:tr>
-      <w:tr>
-        <w:tc>
-          <w:tcPr>
-            <w:tcW w:w="2010" w:type="dxa"/>
-          </w:tcPr>
-          <w:p>
-            <w:pPr>
-              <w:ind w:firstLine="0"/>
-            </w:pPr>
-          </w:p>
-        </w:tc>
-        <w:tc>
-          <w:tcPr>
-            <w:tcW w:w="2011" w:type="dxa"/>
-          </w:tcPr>
-          <w:p>
-            <w:pPr>
-              <w:ind w:firstLine="0"/>
-            </w:pPr>
-          </w:p>
-        </w:tc>
-        <w:tc>
-          <w:tcPr>
-            <w:tcW w:w="2011" w:type="dxa"/>
-          </w:tcPr>
-          <w:p>
-            <w:pPr>
-              <w:ind w:firstLine="0"/>
-            </w:pPr>
-          </w:p>
-        </w:tc>
-        <w:tc>
-          <w:tcPr>
-            <w:tcW w:w="2011" w:type="dxa"/>
-          </w:tcPr>
-          <w:p>
-            <w:pPr>
-              <w:ind w:firstLine="0"/>
-            </w:pPr>
-          </w:p>
-        </w:tc>
-        <w:tc>
-          <w:tcPr>
-            <w:tcW w:w="2011" w:type="dxa"/>
-          </w:tcPr>
-          <w:p>
-            <w:pPr>
-              <w:ind w:firstLine="0"/>
-            </w:pPr>
-          </w:p>
-        </w:tc>
-      </w:tr>
+      <w:bookmarkEnd w:id="0"/>
     </w:tbl>
-    <w:p>
-      <w:bookmarkStart w:id="0" w:name="_GoBack"/>
-      <w:bookmarkEnd w:id="0"/>
-    </w:p>
+    <w:p/>
     <w:sectPr>
       <w:headerReference w:type="default" r:id="rId8"/>
       <w:pgSz w:w="11906" w:h="16838"/>
@@ -2324,13 +2286,12 @@
     <w:name w:val="Table Grid"/>
     <w:basedOn w:val="a5"/>
     <w:uiPriority w:val="39"/>
-    <w:rsid w:val="00E644DC"/>
+    <w:rsid w:val="003704D1"/>
     <w:pPr>
       <w:spacing w:after="0" w:line="240" w:lineRule="auto"/>
     </w:pPr>
     <w:rPr>
       <w:rFonts w:ascii="Arial" w:hAnsi="Arial"/>
-      <w:sz w:val="24"/>
     </w:rPr>
     <w:tblPr>
       <w:tblStyleRowBandSize w:val="1"/>
@@ -2344,8 +2305,8 @@
         <w:insideV w:val="single" w:sz="4" w:space="0" w:color="auto"/>
       </w:tblBorders>
       <w:tblCellMar>
-        <w:left w:w="28" w:type="dxa"/>
-        <w:right w:w="28" w:type="dxa"/>
+        <w:left w:w="0" w:type="dxa"/>
+        <w:right w:w="0" w:type="dxa"/>
       </w:tblCellMar>
     </w:tblPr>
     <w:trPr>
@@ -2657,7 +2618,7 @@
     <w:name w:val="Стиль3"/>
     <w:basedOn w:val="a5"/>
     <w:uiPriority w:val="99"/>
-    <w:rsid w:val="002B5C47"/>
+    <w:rsid w:val="0029458C"/>
     <w:pPr>
       <w:spacing w:after="0" w:line="240" w:lineRule="auto"/>
       <w:jc w:val="center"/>
@@ -2666,6 +2627,7 @@
       <w:rFonts w:ascii="Arial" w:hAnsi="Arial"/>
     </w:rPr>
     <w:tblPr>
+      <w:tblStyleRowBandSize w:val="1"/>
       <w:jc w:val="center"/>
       <w:tblBorders>
         <w:top w:val="single" w:sz="4" w:space="0" w:color="auto"/>
@@ -2691,9 +2653,18 @@
       <w:vAlign w:val="center"/>
     </w:tcPr>
     <w:tblStylePr w:type="firstRow">
+      <w:rPr>
+        <w:b/>
+      </w:rPr>
       <w:tblPr/>
       <w:tcPr>
         <w:shd w:val="clear" w:color="auto" w:fill="D9D9D9" w:themeFill="background1" w:themeFillShade="D9"/>
+      </w:tcPr>
+    </w:tblStylePr>
+    <w:tblStylePr w:type="band2Horz">
+      <w:tblPr/>
+      <w:tcPr>
+        <w:shd w:val="clear" w:color="auto" w:fill="F2F2F2" w:themeFill="background1" w:themeFillShade="F2"/>
       </w:tcPr>
     </w:tblStylePr>
   </w:style>
@@ -2995,7 +2966,7 @@
 </file>
 
 <file path=customXml/itemProps1.xml><?xml version="1.0" encoding="utf-8"?>
-<ds:datastoreItem xmlns:ds="http://schemas.openxmlformats.org/officeDocument/2006/customXml" ds:itemID="{37699B2A-3604-44C8-975C-4F80ACED915C}">
+<ds:datastoreItem xmlns:ds="http://schemas.openxmlformats.org/officeDocument/2006/customXml" ds:itemID="{D0A7F5FD-4866-4F04-9AC7-3A5EB5A0A0DD}">
   <ds:schemaRefs>
     <ds:schemaRef ds:uri="http://schemas.openxmlformats.org/officeDocument/2006/bibliography"/>
   </ds:schemaRefs>
